--- a/chapter1/Chapter_1_HS_machines_TRACKED.docx
+++ b/chapter1/Chapter_1_HS_machines_TRACKED.docx
@@ -12368,54 +12368,100 @@
           <w:lang w:val="en-GB"/>
         </w:rPr>
       </w:pPr>
-      <w:r>
-        <w:rPr>
-          <w:rFonts w:ascii="Times New Roman" w:hAnsi="Times New Roman" w:cs="Times New Roman"/>
-          <w:noProof/>
-          <w:lang w:val="en-GB"/>
-        </w:rPr>
-        <w:drawing>
-          <wp:inline distT="0" distB="0" distL="0" distR="0" wp14:anchorId="22F4EC17" wp14:editId="705E4728">
-            <wp:extent cx="5731510" cy="3199130"/>
-            <wp:effectExtent l="0" t="0" r="2540" b="1270"/>
-            <wp:docPr id="710352468" name="Picture 4"/>
-            <wp:cNvGraphicFramePr>
-              <a:graphicFrameLocks xmlns:a="http://schemas.openxmlformats.org/drawingml/2006/main" noChangeAspect="1"/>
-            </wp:cNvGraphicFramePr>
-            <a:graphic xmlns:a="http://schemas.openxmlformats.org/drawingml/2006/main">
-              <a:graphicData uri="http://schemas.openxmlformats.org/drawingml/2006/picture">
-                <pic:pic xmlns:pic="http://schemas.openxmlformats.org/drawingml/2006/picture">
-                  <pic:nvPicPr>
-                    <pic:cNvPr id="710352468" name="Picture 710352468"/>
-                    <pic:cNvPicPr/>
-                  </pic:nvPicPr>
-                  <pic:blipFill>
-                    <a:blip r:embed="rId11">
-                      <a:extLst>
-                        <a:ext uri="{28A0092B-C50C-407E-A947-70E740481C1C}">
-                          <a14:useLocalDpi xmlns:a14="http://schemas.microsoft.com/office/drawing/2010/main" val="0"/>
-                        </a:ext>
-                      </a:extLst>
-                    </a:blip>
-                    <a:stretch>
-                      <a:fillRect/>
-                    </a:stretch>
-                  </pic:blipFill>
-                  <pic:spPr>
-                    <a:xfrm>
-                      <a:off x="0" y="0"/>
-                      <a:ext cx="5731510" cy="3199130"/>
-                    </a:xfrm>
-                    <a:prstGeom prst="rect">
-                      <a:avLst/>
-                    </a:prstGeom>
-                  </pic:spPr>
-                </pic:pic>
-              </a:graphicData>
-            </a:graphic>
-          </wp:inline>
-        </w:drawing>
-      </w:r>
+      <w:del w:id="10401" w:author="Claude" w:date="2026-09-02T12:00:00Z">
+        <w:r>
+          <w:rPr>
+            <w:rFonts w:ascii="Times New Roman" w:hAnsi="Times New Roman" w:cs="Times New Roman"/>
+            <w:noProof/>
+            <w:lang w:val="en-GB"/>
+          </w:rPr>
+          <w:drawing>
+            <wp:inline distT="0" distB="0" distL="0" distR="0" wp14:anchorId="22F4EC17" wp14:editId="705E4728">
+              <wp:extent cx="5731510" cy="3199130"/>
+              <wp:effectExtent l="0" t="0" r="2540" b="1270"/>
+              <wp:docPr id="710352468" name="Picture 4"/>
+              <wp:cNvGraphicFramePr>
+                <a:graphicFrameLocks xmlns:a="http://schemas.openxmlformats.org/drawingml/2006/main" noChangeAspect="1"/>
+              </wp:cNvGraphicFramePr>
+              <a:graphic xmlns:a="http://schemas.openxmlformats.org/drawingml/2006/main">
+                <a:graphicData uri="http://schemas.openxmlformats.org/drawingml/2006/picture">
+                  <pic:pic xmlns:pic="http://schemas.openxmlformats.org/drawingml/2006/picture">
+                    <pic:nvPicPr>
+                      <pic:cNvPr id="710352468" name="Picture 710352468"/>
+                      <pic:cNvPicPr/>
+                    </pic:nvPicPr>
+                    <pic:blipFill>
+                      <a:blip r:embed="rId11">
+                        <a:extLst>
+                          <a:ext uri="{28A0092B-C50C-407E-A947-70E740481C1C}">
+                            <a14:useLocalDpi xmlns:a14="http://schemas.microsoft.com/office/drawing/2010/main" val="0"/>
+                          </a:ext>
+                        </a:extLst>
+                      </a:blip>
+                      <a:stretch>
+                        <a:fillRect/>
+                      </a:stretch>
+                    </pic:blipFill>
+                    <pic:spPr>
+                      <a:xfrm>
+                        <a:off x="0" y="0"/>
+                        <a:ext cx="5731510" cy="3199130"/>
+                      </a:xfrm>
+                      <a:prstGeom prst="rect">
+                        <a:avLst/>
+                      </a:prstGeom>
+                    </pic:spPr>
+                  </pic:pic>
+                </a:graphicData>
+              </a:graphic>
+            </wp:inline>
+          </w:drawing>
+        </w:r>
+      </w:del>
+      <w:ins w:id="10403" w:author="Claude" w:date="2026-09-02T12:00:00Z">
+        <w:r>
+          <w:rPr>
+            <w:rFonts w:ascii="Times New Roman" w:hAnsi="Times New Roman" w:cs="Times New Roman"/>
+            <w:noProof/>
+            <w:lang w:val="en-GB"/>
+          </w:rPr>
+          <w:drawing xmlns:a="http://schemas.openxmlformats.org/drawingml/2006/main" xmlns:pic="http://schemas.openxmlformats.org/drawingml/2006/picture">
+            <wp:inline distT="0" distB="0" distL="0" distR="0">
+              <wp:extent cx="5731510" cy="5028387"/>
+              <wp:effectExtent l="0" t="0" r="0" b="0"/>
+              <wp:docPr id="900000006" name="Picture 900000006"/>
+              <wp:cNvGraphicFramePr>
+                <a:graphicFrameLocks noChangeAspect="1"/>
+              </wp:cNvGraphicFramePr>
+              <a:graphic>
+                <a:graphicData uri="http://schemas.openxmlformats.org/drawingml/2006/picture">
+                  <pic:pic>
+                    <pic:nvPicPr>
+                      <pic:cNvPr id="900000006" name="fig_trilemma.png"/>
+                      <pic:cNvPicPr/>
+                    </pic:nvPicPr>
+                    <pic:blipFill>
+                      <a:blip r:embed="rId106"/>
+                      <a:stretch>
+                        <a:fillRect/>
+                      </a:stretch>
+                    </pic:blipFill>
+                    <pic:spPr>
+                      <a:xfrm>
+                        <a:off x="0" y="0"/>
+                        <a:ext cx="5731510" cy="5028387"/>
+                      </a:xfrm>
+                      <a:prstGeom prst="rect">
+                        <a:avLst/>
+                      </a:prstGeom>
+                    </pic:spPr>
+                  </pic:pic>
+                </a:graphicData>
+              </a:graphic>
+            </wp:inline>
+          </w:drawing>
+        </w:r>
+      </w:ins>
     </w:p>
     <w:p>
       <w:pPr>
@@ -12439,7 +12485,7 @@
             <w:rFonts w:ascii="Times New Roman" w:hAnsi="Times New Roman" w:cs="Times New Roman"/>
             <w:lang w:val="en-GB"/>
           </w:rPr>
-          <w:t xml:space="preserve">Figure 1.9. The high-speed trilemma. Mechanical integrity, electromagnetic efficiency and thermal management pull against one another along every edge of the triangle, and feasible high-speed designs occupy the compromise window at its centre. As Section 1.6.1 notes, the power electronic interface acts as the gatekeeper that decides which part of that window can be reached at all.</w:t>
+          <w:t xml:space="preserve">Figure 1.9. The high-speed trilemma and its gatekeeper. Each remedy at one vertex creates the problem at the next: mechanical reinforcement widens the effective air gap, the pole count and frequency chosen for power density raise the iron and windage losses, and the cooling geometry needed to remove them erodes stiffness and lengthens the rotor. The design space therefore closes on itself, and feasible machines occupy the window at its centre. The power electronic interface decides which part of that window can be reached: silicon IGBT converters admit the low-pole industrial topology, while the high-pole mobile topology is feasible only with SiC or GaN switching.</w:t>
         </w:r>
       </w:ins>
     </w:p>

--- a/chapter1/Chapter_1_HS_machines_TRACKED.docx
+++ b/chapter1/Chapter_1_HS_machines_TRACKED.docx
@@ -12368,7 +12368,7 @@
           <w:lang w:val="en-GB"/>
         </w:rPr>
       </w:pPr>
-      <w:del w:id="10401" w:author="Claude" w:date="2026-09-02T12:00:00Z">
+      <w:del w:id="10456" w:author="Claude" w:date="2026-09-02T12:00:00Z">
         <w:r>
           <w:rPr>
             <w:rFonts w:ascii="Times New Roman" w:hAnsi="Times New Roman" w:cs="Times New Roman"/>
@@ -12418,7 +12418,7 @@
           </w:drawing>
         </w:r>
       </w:del>
-      <w:ins w:id="10403" w:author="Claude" w:date="2026-09-02T12:00:00Z">
+      <w:ins w:id="10458" w:author="Claude" w:date="2026-09-02T12:00:00Z">
         <w:r>
           <w:rPr>
             <w:rFonts w:ascii="Times New Roman" w:hAnsi="Times New Roman" w:cs="Times New Roman"/>
@@ -12680,279 +12680,549 @@
     <w:p>
       <w:pPr>
         <w:rPr>
-          <w:rFonts w:ascii="Times New Roman" w:hAnsi="Times New Roman" w:cs="Times New Roman"/>
-          <w:lang w:val="en-GB"/>
-        </w:rPr>
-      </w:pPr>
-      <w:r>
-        <w:rPr>
-          <w:rFonts w:ascii="Times New Roman" w:hAnsi="Times New Roman" w:cs="Times New Roman"/>
-          <w:lang w:val="en-GB"/>
-        </w:rPr>
-        <w:t>This book is structured as a comprehensive journey through the multidisciplinary landscape of high-speed engineering. Following this introduction, the text is organized into six specialized parts, each addressing a critical pillar of the "High-Speed Trilemma."</w:t>
-      </w:r>
-    </w:p>
-    <w:p>
-      <w:pPr>
-        <w:rPr>
+          <w:del w:id="10401" w:author="Claude" w:date="2026-09-02T12:00:00Z"/>
+          <w:rFonts w:ascii="Times New Roman" w:hAnsi="Times New Roman" w:cs="Times New Roman"/>
+          <w:lang w:val="en-GB"/>
+        </w:rPr>
+      </w:pPr>
+      <w:del w:id="10402" w:author="Claude" w:date="2026-09-02T12:00:00Z">
+        <w:r>
+          <w:rPr>
+            <w:rFonts w:ascii="Times New Roman" w:hAnsi="Times New Roman" w:cs="Times New Roman"/>
+            <w:lang w:val="en-GB"/>
+          </w:rPr>
+          <w:delText>This book is structured as a comprehensive journey through the multidisciplinary landscape of high-speed engineering. Following this introduction, the text is organized into six specialized parts, each addressing a critical pillar of the "High-Speed Trilemma."</w:delText>
+        </w:r>
+      </w:del>
+    </w:p>
+    <w:p>
+      <w:pPr>
+        <w:rPr>
+          <w:del w:id="10403" w:author="Claude" w:date="2026-09-02T12:00:00Z"/>
           <w:rFonts w:ascii="Times New Roman" w:hAnsi="Times New Roman" w:cs="Times New Roman"/>
           <w:b/>
           <w:bCs/>
           <w:lang w:val="en-GB"/>
         </w:rPr>
       </w:pPr>
-      <w:r>
-        <w:rPr>
+      <w:del w:id="10404" w:author="Claude" w:date="2026-09-02T12:00:00Z">
+        <w:r>
+          <w:rPr>
+            <w:rFonts w:ascii="Times New Roman" w:hAnsi="Times New Roman" w:cs="Times New Roman"/>
+            <w:b/>
+            <w:bCs/>
+            <w:lang w:val="en-GB"/>
+          </w:rPr>
+          <w:delText>Part I: Fundamentals and Machine Topologies</w:delText>
+        </w:r>
+      </w:del>
+    </w:p>
+    <w:p>
+      <w:pPr>
+        <w:rPr>
+          <w:del w:id="10405" w:author="Claude" w:date="2026-09-02T12:00:00Z"/>
+          <w:rFonts w:ascii="Times New Roman" w:hAnsi="Times New Roman" w:cs="Times New Roman"/>
+          <w:lang w:val="en-GB"/>
+        </w:rPr>
+      </w:pPr>
+      <w:del w:id="10406" w:author="Claude" w:date="2026-09-02T12:00:00Z">
+        <w:r>
+          <w:rPr>
+            <w:rFonts w:ascii="Times New Roman" w:hAnsi="Times New Roman" w:cs="Times New Roman"/>
+            <w:lang w:val="en-GB"/>
+          </w:rPr>
+          <w:delText xml:space="preserve">The first section establishes the electromagnetic "blueprints" for high-speed operation. Chapter 2 explores the induction machine, weighing the extreme robustness of solid rotors against the efficiency of laminated designs. Chapter 3 dives into reluctance-torque-based machines, addressing how their rotor simplicity aids in high-temperature survival, despite challenges in acoustic noise. Chapter 4 concludes the topologies section with permanent magnet synchronous machines, detailing the structural trade-offs between surface-mounted and interior magnet placements.</w:delText>
+        </w:r>
+      </w:del>
+    </w:p>
+    <w:p>
+      <w:pPr>
+        <w:rPr>
+          <w:del w:id="10407" w:author="Claude" w:date="2026-09-02T12:00:00Z"/>
           <w:rFonts w:ascii="Times New Roman" w:hAnsi="Times New Roman" w:cs="Times New Roman"/>
           <w:b/>
           <w:bCs/>
           <w:lang w:val="en-GB"/>
         </w:rPr>
-        <w:t>Part I: Fundamentals and Machine Topologies</w:t>
-      </w:r>
-    </w:p>
-    <w:p>
-      <w:pPr>
-        <w:rPr>
-          <w:rFonts w:ascii="Times New Roman" w:hAnsi="Times New Roman" w:cs="Times New Roman"/>
-          <w:lang w:val="en-GB"/>
-        </w:rPr>
-      </w:pPr>
-      <w:r>
-        <w:rPr>
-          <w:rFonts w:ascii="Times New Roman" w:hAnsi="Times New Roman" w:cs="Times New Roman"/>
-          <w:lang w:val="en-GB"/>
-        </w:rPr>
-        <w:t xml:space="preserve">The first section establishes the electromagnetic "blueprints" for high-speed operation. Chapter 2 explores the induction machine, weighing the extreme robustness of solid rotors against the efficiency of laminated designs. Chapter 3 dives into reluctance-torque-based machines, addressing how their rotor simplicity aids in high-temperature survival, despite challenges in acoustic noise. Chapter 4 concludes the topologies section with permanent magnet synchronous machines, detailing the structural trade-offs between surface-mounted and interior magnet placements.</w:t>
-      </w:r>
-    </w:p>
-    <w:p>
-      <w:pPr>
-        <w:rPr>
+      </w:pPr>
+      <w:del w:id="10408" w:author="Claude" w:date="2026-09-02T12:00:00Z">
+        <w:r>
+          <w:rPr>
+            <w:rFonts w:ascii="Times New Roman" w:hAnsi="Times New Roman" w:cs="Times New Roman"/>
+            <w:b/>
+            <w:bCs/>
+            <w:lang w:val="en-GB"/>
+          </w:rPr>
+          <w:delText>Part II: Electromagnetic Design and Analysis</w:delText>
+        </w:r>
+      </w:del>
+    </w:p>
+    <w:p>
+      <w:pPr>
+        <w:rPr>
+          <w:del w:id="10409" w:author="Claude" w:date="2026-09-02T12:00:00Z"/>
+          <w:rFonts w:ascii="Times New Roman" w:hAnsi="Times New Roman" w:cs="Times New Roman"/>
+          <w:lang w:val="en-GB"/>
+        </w:rPr>
+      </w:pPr>
+      <w:del w:id="10410" w:author="Claude" w:date="2026-09-02T12:00:00Z">
+        <w:r>
+          <w:rPr>
+            <w:rFonts w:ascii="Times New Roman" w:hAnsi="Times New Roman" w:cs="Times New Roman"/>
+            <w:lang w:val="en-GB"/>
+          </w:rPr>
+          <w:delText>With the topologies defined, we move into the granular physics of loss and efficiency. Chapter 5 addresses the "AC Copper Loss" challenge, comparing Litz wire and form-wound conductors to mitigate skin and proximity effects. Chapter 6 provides a deep characterization of Iron Losses in the kilohertz range, while Chapter 7 focuses on Parasitic Losses, such as eddy currents in rotor sleeves and the necessity of magnet segmentation.</w:delText>
+        </w:r>
+      </w:del>
+    </w:p>
+    <w:p>
+      <w:pPr>
+        <w:rPr>
+          <w:del w:id="10411" w:author="Claude" w:date="2026-09-02T12:00:00Z"/>
           <w:rFonts w:ascii="Times New Roman" w:hAnsi="Times New Roman" w:cs="Times New Roman"/>
           <w:b/>
           <w:bCs/>
           <w:lang w:val="en-GB"/>
         </w:rPr>
       </w:pPr>
-      <w:r>
-        <w:rPr>
+      <w:del w:id="10412" w:author="Claude" w:date="2026-09-02T12:00:00Z">
+        <w:r>
+          <w:rPr>
+            <w:rFonts w:ascii="Times New Roman" w:hAnsi="Times New Roman" w:cs="Times New Roman"/>
+            <w:b/>
+            <w:bCs/>
+            <w:lang w:val="en-GB"/>
+          </w:rPr>
+          <w:delText xml:space="preserve">Part III: Mechanical Design and Rotordynamics</w:delText>
+        </w:r>
+      </w:del>
+    </w:p>
+    <w:p>
+      <w:pPr>
+        <w:rPr>
+          <w:del w:id="10413" w:author="Claude" w:date="2026-09-02T12:00:00Z"/>
+          <w:rFonts w:ascii="Times New Roman" w:hAnsi="Times New Roman" w:cs="Times New Roman"/>
+          <w:lang w:val="en-GB"/>
+        </w:rPr>
+      </w:pPr>
+      <w:del w:id="10414" w:author="Claude" w:date="2026-09-02T12:00:00Z">
+        <w:r>
+          <w:rPr>
+            <w:rFonts w:ascii="Times New Roman" w:hAnsi="Times New Roman" w:cs="Times New Roman"/>
+            <w:lang w:val="en-GB"/>
+          </w:rPr>
+          <w:delText xml:space="preserve">This part addresses the </w:delText>
+        </w:r>
+      </w:del>
+      <w:del w:id="10415" w:author="Claude" w:date="2026-09-02T12:00:00Z">
+        <w:r>
+          <w:rPr>
+            <w:rFonts w:ascii="Times New Roman" w:hAnsi="Times New Roman" w:cs="Times New Roman"/>
+            <w:i/>
+            <w:iCs/>
+            <w:lang w:val="en-GB"/>
+          </w:rPr>
+          <w:delText>r</w:delText>
+          <w:sym w:font="Symbol" w:char="F057"/>
+        </w:r>
+      </w:del>
+      <w:del w:id="10416" w:author="Claude" w:date="2026-09-02T12:00:00Z">
+        <w:r>
+          <w:rPr>
+            <w:rFonts w:ascii="Times New Roman" w:hAnsi="Times New Roman" w:cs="Times New Roman"/>
+            <w:vertAlign w:val="superscript"/>
+            <w:lang w:val="en-GB"/>
+          </w:rPr>
+          <w:delText xml:space="preserve"> 2</w:delText>
+        </w:r>
+      </w:del>
+      <w:del w:id="10417" w:author="Claude" w:date="2026-09-02T12:00:00Z">
+        <w:r>
+          <w:rPr>
+            <w:rFonts w:ascii="Times New Roman" w:hAnsi="Times New Roman" w:cs="Times New Roman"/>
+            <w:lang w:val="en-GB"/>
+          </w:rPr>
+          <w:delText xml:space="preserve"> wall and the stability of the rotating assembly. Chapter 8 details Rotor Stress Analysis, comparing carbon fiber and metallic sleeves for magnet retention. Chapter 9 provides the tools for Rotordynamic Control, including Campbell diagrams and the management of gyroscopic effects. Finally, Chapter 10 explores the Tribology of the system, from high-precision rolling elements to Active Magnetic Bearings (AMB) and air foil systems.</w:delText>
+        </w:r>
+      </w:del>
+    </w:p>
+    <w:p>
+      <w:pPr>
+        <w:rPr>
+          <w:del w:id="10418" w:author="Claude" w:date="2026-09-02T12:00:00Z"/>
           <w:rFonts w:ascii="Times New Roman" w:hAnsi="Times New Roman" w:cs="Times New Roman"/>
           <w:b/>
           <w:bCs/>
           <w:lang w:val="en-GB"/>
         </w:rPr>
-        <w:t>Part II: Electromagnetic Design and Analysis</w:t>
-      </w:r>
-    </w:p>
-    <w:p>
-      <w:pPr>
-        <w:rPr>
-          <w:rFonts w:ascii="Times New Roman" w:hAnsi="Times New Roman" w:cs="Times New Roman"/>
-          <w:lang w:val="en-GB"/>
-        </w:rPr>
-      </w:pPr>
-      <w:r>
-        <w:rPr>
-          <w:rFonts w:ascii="Times New Roman" w:hAnsi="Times New Roman" w:cs="Times New Roman"/>
-          <w:lang w:val="en-GB"/>
-        </w:rPr>
-        <w:t>With the topologies defined, we move into the granular physics of loss and efficiency. Chapter 5 addresses the "AC Copper Loss" challenge, comparing Litz wire and form-wound conductors to mitigate skin and proximity effects. Chapter 6 provides a deep characterization of Iron Losses in the kilohertz range, while Chapter 7 focuses on Parasitic Losses, such as eddy currents in rotor sleeves and the necessity of magnet segmentation.</w:t>
-      </w:r>
-    </w:p>
-    <w:p>
-      <w:pPr>
-        <w:rPr>
+      </w:pPr>
+      <w:del w:id="10419" w:author="Claude" w:date="2026-09-02T12:00:00Z">
+        <w:r>
+          <w:rPr>
+            <w:rFonts w:ascii="Times New Roman" w:hAnsi="Times New Roman" w:cs="Times New Roman"/>
+            <w:b/>
+            <w:bCs/>
+            <w:lang w:val="en-GB"/>
+          </w:rPr>
+          <w:delText>Part IV: Material Science for High-Speed Machines</w:delText>
+        </w:r>
+      </w:del>
+    </w:p>
+    <w:p>
+      <w:pPr>
+        <w:rPr>
+          <w:del w:id="10420" w:author="Claude" w:date="2026-09-02T12:00:00Z"/>
+          <w:rFonts w:ascii="Times New Roman" w:hAnsi="Times New Roman" w:cs="Times New Roman"/>
+          <w:lang w:val="en-GB"/>
+        </w:rPr>
+      </w:pPr>
+      <w:del w:id="10421" w:author="Claude" w:date="2026-09-02T12:00:00Z">
+        <w:r>
+          <w:rPr>
+            <w:rFonts w:ascii="Times New Roman" w:hAnsi="Times New Roman" w:cs="Times New Roman"/>
+            <w:lang w:val="en-GB"/>
+          </w:rPr>
+          <w:delText xml:space="preserve">The limits of the machine are often the limits of its materials. Chapter 11 discusses Soft Magnetic Materials, including ultra-thin CoFe laminations and amorphous metals. Chapter 12 focuses on the mechanical and thermal stability of Permanent Magnets, while Chapter 13 addresses the Insulation Systems required to survive the high d</w:delText>
+        </w:r>
+      </w:del>
+      <w:del w:id="10422" w:author="Claude" w:date="2026-09-02T12:00:00Z">
+        <w:r>
+          <w:rPr>
+            <w:rFonts w:ascii="Times New Roman" w:hAnsi="Times New Roman" w:cs="Times New Roman"/>
+            <w:i/>
+            <w:iCs/>
+            <w:lang w:val="en-GB"/>
+          </w:rPr>
+          <w:delText>u</w:delText>
+        </w:r>
+      </w:del>
+      <w:del w:id="10423" w:author="Claude" w:date="2026-09-02T12:00:00Z">
+        <w:r>
+          <w:rPr>
+            <w:rFonts w:ascii="Times New Roman" w:hAnsi="Times New Roman" w:cs="Times New Roman"/>
+            <w:lang w:val="en-GB"/>
+          </w:rPr>
+          <w:delText>/d</w:delText>
+        </w:r>
+      </w:del>
+      <w:del w:id="10424" w:author="Claude" w:date="2026-09-02T12:00:00Z">
+        <w:r>
+          <w:rPr>
+            <w:rFonts w:ascii="Times New Roman" w:hAnsi="Times New Roman" w:cs="Times New Roman"/>
+            <w:i/>
+            <w:iCs/>
+            <w:lang w:val="en-GB"/>
+          </w:rPr>
+          <w:delText>t</w:delText>
+        </w:r>
+      </w:del>
+      <w:del w:id="10425" w:author="Claude" w:date="2026-09-02T12:00:00Z">
+        <w:r>
+          <w:rPr>
+            <w:rFonts w:ascii="Times New Roman" w:hAnsi="Times New Roman" w:cs="Times New Roman"/>
+            <w:lang w:val="en-GB"/>
+          </w:rPr>
+          <w:delText xml:space="preserve"> stresses of modern inverters.</w:delText>
+        </w:r>
+      </w:del>
+    </w:p>
+    <w:p>
+      <w:pPr>
+        <w:rPr>
+          <w:del w:id="10426" w:author="Claude" w:date="2026-09-02T12:00:00Z"/>
           <w:rFonts w:ascii="Times New Roman" w:hAnsi="Times New Roman" w:cs="Times New Roman"/>
           <w:b/>
           <w:bCs/>
           <w:lang w:val="en-GB"/>
         </w:rPr>
       </w:pPr>
-      <w:r>
-        <w:rPr>
+      <w:del w:id="10427" w:author="Claude" w:date="2026-09-02T12:00:00Z">
+        <w:r>
+          <w:rPr>
+            <w:rFonts w:ascii="Times New Roman" w:hAnsi="Times New Roman" w:cs="Times New Roman"/>
+            <w:b/>
+            <w:bCs/>
+            <w:lang w:val="en-GB"/>
+          </w:rPr>
+          <w:lastRenderedPageBreak/>
+          <w:delText>Part V: Thermal Management</w:delText>
+        </w:r>
+      </w:del>
+    </w:p>
+    <w:p>
+      <w:pPr>
+        <w:rPr>
+          <w:del w:id="10428" w:author="Claude" w:date="2026-09-02T12:00:00Z"/>
+          <w:rFonts w:ascii="Times New Roman" w:hAnsi="Times New Roman" w:cs="Times New Roman"/>
+          <w:lang w:val="en-GB"/>
+        </w:rPr>
+      </w:pPr>
+      <w:del w:id="10429" w:author="Claude" w:date="2026-09-02T12:00:00Z">
+        <w:r>
+          <w:rPr>
+            <w:rFonts w:ascii="Times New Roman" w:hAnsi="Times New Roman" w:cs="Times New Roman"/>
+            <w:lang w:val="en-GB"/>
+          </w:rPr>
+          <w:delText>Because high speed equates to high loss density, thermal design is paramount. Chapter 14 breaks down the physics of Aerodynamic and Windage Losses, including Taylor-Couette flow in the air gap. Chapter 15 presents Advanced Cooling Techniques, ranging from stator water jackets to direct in-slot cooling and hollow-shaft fluid circulation.</w:delText>
+        </w:r>
+      </w:del>
+    </w:p>
+    <w:p>
+      <w:pPr>
+        <w:rPr>
+          <w:del w:id="10430" w:author="Claude" w:date="2026-09-02T12:00:00Z"/>
           <w:rFonts w:ascii="Times New Roman" w:hAnsi="Times New Roman" w:cs="Times New Roman"/>
           <w:b/>
           <w:bCs/>
           <w:lang w:val="en-GB"/>
         </w:rPr>
-        <w:t xml:space="preserve">Part III: Mechanical Design and Rotordynamics</w:t>
-      </w:r>
-    </w:p>
-    <w:p>
-      <w:pPr>
-        <w:rPr>
-          <w:rFonts w:ascii="Times New Roman" w:hAnsi="Times New Roman" w:cs="Times New Roman"/>
-          <w:lang w:val="en-GB"/>
-        </w:rPr>
-      </w:pPr>
-      <w:r>
-        <w:rPr>
-          <w:rFonts w:ascii="Times New Roman" w:hAnsi="Times New Roman" w:cs="Times New Roman"/>
-          <w:lang w:val="en-GB"/>
-        </w:rPr>
-        <w:t xml:space="preserve">This part addresses the </w:t>
-      </w:r>
-      <w:r>
-        <w:rPr>
-          <w:rFonts w:ascii="Times New Roman" w:hAnsi="Times New Roman" w:cs="Times New Roman"/>
-          <w:i/>
-          <w:iCs/>
-          <w:lang w:val="en-GB"/>
-        </w:rPr>
-        <w:t>r</w:t>
-        <w:sym w:font="Symbol" w:char="F057"/>
-      </w:r>
-      <w:r>
-        <w:rPr>
-          <w:rFonts w:ascii="Times New Roman" w:hAnsi="Times New Roman" w:cs="Times New Roman"/>
-          <w:vertAlign w:val="superscript"/>
-          <w:lang w:val="en-GB"/>
-        </w:rPr>
-        <w:t xml:space="preserve"> 2</w:t>
-      </w:r>
-      <w:r>
-        <w:rPr>
-          <w:rFonts w:ascii="Times New Roman" w:hAnsi="Times New Roman" w:cs="Times New Roman"/>
-          <w:lang w:val="en-GB"/>
-        </w:rPr>
-        <w:t xml:space="preserve"> wall and the stability of the rotating assembly. Chapter 8 details Rotor Stress Analysis, comparing carbon fiber and metallic sleeves for magnet retention. Chapter 9 provides the tools for Rotordynamic Control, including Campbell diagrams and the management of gyroscopic effects. Finally, Chapter 10 explores the Tribology of the system, from high-precision rolling elements to Active Magnetic Bearings (AMB) and air foil systems.</w:t>
-      </w:r>
-    </w:p>
-    <w:p>
-      <w:pPr>
-        <w:rPr>
+      </w:pPr>
+      <w:del w:id="10431" w:author="Claude" w:date="2026-09-02T12:00:00Z">
+        <w:r>
+          <w:rPr>
+            <w:rFonts w:ascii="Times New Roman" w:hAnsi="Times New Roman" w:cs="Times New Roman"/>
+            <w:b/>
+            <w:bCs/>
+            <w:lang w:val="en-GB"/>
+          </w:rPr>
+          <w:delText>Part VI: System Integration, Control, and Reliability</w:delText>
+        </w:r>
+      </w:del>
+    </w:p>
+    <w:p>
+      <w:pPr>
+        <w:rPr>
+          <w:del w:id="10432" w:author="Claude" w:date="2026-09-02T12:00:00Z"/>
+          <w:rFonts w:ascii="Times New Roman" w:hAnsi="Times New Roman" w:cs="Times New Roman"/>
+          <w:lang w:val="en-GB"/>
+        </w:rPr>
+      </w:pPr>
+      <w:del w:id="10433" w:author="Claude" w:date="2026-09-02T12:00:00Z">
+        <w:r>
+          <w:rPr>
+            <w:rFonts w:ascii="Times New Roman" w:hAnsi="Times New Roman" w:cs="Times New Roman"/>
+            <w:lang w:val="en-GB"/>
+          </w:rPr>
+          <w:delText xml:space="preserve">The final section treats the machine as part of a larger, living system. Chapter 16 details the Power Electronics Interface, specifically the role of SiC and GaN devices. Chapter 17 addresses the complexities of sensorless control at high fundamental frequencies, while Chapter 18 tackles the specific NVH (Noise, Vibration, and Harshness) signatures of HS drives. The book concludes with Chapter 19, focused on Reliability and Testing, outlining the protocols for overspeed safety and the mitigation of bearing currents to ensure long-term survival in the field.</w:delText>
+        </w:r>
+      </w:del>
+    </w:p>
+    <w:p>
+      <w:pPr>
+        <w:rPr>
+          <w:ins w:id="10434" w:author="Claude" w:date="2026-09-02T12:00:00Z"/>
+          <w:rFonts w:ascii="Times New Roman" w:hAnsi="Times New Roman" w:cs="Times New Roman"/>
+          <w:lang w:val="en-GB"/>
+        </w:rPr>
+      </w:pPr>
+      <w:ins w:id="10435" w:author="Claude" w:date="2026-09-02T12:00:00Z">
+        <w:r>
+          <w:rPr>
+            <w:rFonts w:ascii="Times New Roman" w:hAnsi="Times New Roman" w:cs="Times New Roman"/>
+            <w:lang w:val="en-GB"/>
+          </w:rPr>
+          <w:t xml:space="preserve">This book is structured as a journey through the multidisciplinary landscape of high-speed engineering, and its order follows the design sequence described in this chapter rather than the conventional one: the constraints that bind first are treated before the electromagnetic design that must fit within them. Two machines are carried through every design chapter and assembled into complete, measured designs at the end, a two-pole gearless industrial compressor drive and the six-pole traction machine of Table 1.1, so that each of the two paradigms has a worked example running through the whole book. Following this introduction, the text is organised into four parts.</w:t>
+        </w:r>
+      </w:ins>
+    </w:p>
+    <w:p>
+      <w:pPr>
+        <w:rPr>
+          <w:ins w:id="10436" w:author="Claude" w:date="2026-09-02T12:00:00Z"/>
           <w:rFonts w:ascii="Times New Roman" w:hAnsi="Times New Roman" w:cs="Times New Roman"/>
           <w:b/>
           <w:bCs/>
           <w:lang w:val="en-GB"/>
         </w:rPr>
       </w:pPr>
-      <w:r>
-        <w:rPr>
+      <w:ins w:id="10437" w:author="Claude" w:date="2026-09-02T12:00:00Z">
+        <w:r>
+          <w:rPr>
+            <w:rFonts w:ascii="Times New Roman" w:hAnsi="Times New Roman" w:cs="Times New Roman"/>
+            <w:b/>
+            <w:bCs/>
+            <w:lang w:val="en-GB"/>
+          </w:rPr>
+          <w:t xml:space="preserve">Part I: The High-Speed Design Space</w:t>
+        </w:r>
+      </w:ins>
+    </w:p>
+    <w:p>
+      <w:pPr>
+        <w:rPr>
+          <w:ins w:id="10438" w:author="Claude" w:date="2026-09-02T12:00:00Z"/>
+          <w:rFonts w:ascii="Times New Roman" w:hAnsi="Times New Roman" w:cs="Times New Roman"/>
+          <w:lang w:val="en-GB"/>
+        </w:rPr>
+      </w:pPr>
+      <w:ins w:id="10439" w:author="Claude" w:date="2026-09-02T12:00:00Z">
+        <w:r>
+          <w:rPr>
+            <w:rFonts w:ascii="Times New Roman" w:hAnsi="Times New Roman" w:cs="Times New Roman"/>
+            <w:lang w:val="en-GB"/>
+          </w:rPr>
+          <w:t xml:space="preserve">Chapter 2 surveys the applications, from gearless industrial compression through electric traction to aerospace propulsion and electrically assisted turbocharging, and calibrates the classification criteria of Section 1.1.1 against a population of built machines. Chapter 3 compares the candidate topologies, namely solid-rotor and laminated induction machines, synchronous and permanent-magnet-assisted reluctance machines, and surface- and interior-magnet synchronous machines, together with the choice of winding at high fundamental frequency.</w:t>
+        </w:r>
+      </w:ins>
+    </w:p>
+    <w:p>
+      <w:pPr>
+        <w:rPr>
+          <w:ins w:id="10440" w:author="Claude" w:date="2026-09-02T12:00:00Z"/>
           <w:rFonts w:ascii="Times New Roman" w:hAnsi="Times New Roman" w:cs="Times New Roman"/>
           <w:b/>
           <w:bCs/>
           <w:lang w:val="en-GB"/>
         </w:rPr>
-        <w:t>Part IV: Material Science for High-Speed Machines</w:t>
-      </w:r>
-    </w:p>
-    <w:p>
-      <w:pPr>
-        <w:rPr>
-          <w:rFonts w:ascii="Times New Roman" w:hAnsi="Times New Roman" w:cs="Times New Roman"/>
-          <w:lang w:val="en-GB"/>
-        </w:rPr>
-      </w:pPr>
-      <w:r>
-        <w:rPr>
-          <w:rFonts w:ascii="Times New Roman" w:hAnsi="Times New Roman" w:cs="Times New Roman"/>
-          <w:lang w:val="en-GB"/>
-        </w:rPr>
-        <w:t xml:space="preserve">The limits of the machine are often the limits of its materials. Chapter 11 discusses Soft Magnetic Materials, including ultra-thin CoFe laminations and amorphous metals. Chapter 12 focuses on the mechanical and thermal stability of Permanent Magnets, while Chapter 13 addresses the Insulation Systems required to survive the high d</w:t>
-      </w:r>
-      <w:r>
-        <w:rPr>
-          <w:rFonts w:ascii="Times New Roman" w:hAnsi="Times New Roman" w:cs="Times New Roman"/>
-          <w:i/>
-          <w:iCs/>
-          <w:lang w:val="en-GB"/>
-        </w:rPr>
-        <w:t>u</w:t>
-      </w:r>
-      <w:r>
-        <w:rPr>
-          <w:rFonts w:ascii="Times New Roman" w:hAnsi="Times New Roman" w:cs="Times New Roman"/>
-          <w:lang w:val="en-GB"/>
-        </w:rPr>
-        <w:t>/d</w:t>
-      </w:r>
-      <w:r>
-        <w:rPr>
-          <w:rFonts w:ascii="Times New Roman" w:hAnsi="Times New Roman" w:cs="Times New Roman"/>
-          <w:i/>
-          <w:iCs/>
-          <w:lang w:val="en-GB"/>
-        </w:rPr>
-        <w:t>t</w:t>
-      </w:r>
-      <w:r>
-        <w:rPr>
-          <w:rFonts w:ascii="Times New Roman" w:hAnsi="Times New Roman" w:cs="Times New Roman"/>
-          <w:lang w:val="en-GB"/>
-        </w:rPr>
-        <w:t xml:space="preserve"> stresses of modern inverters.</w:t>
-      </w:r>
-    </w:p>
-    <w:p>
-      <w:pPr>
-        <w:rPr>
+      </w:pPr>
+      <w:ins w:id="10441" w:author="Claude" w:date="2026-09-02T12:00:00Z">
+        <w:r>
+          <w:rPr>
+            <w:rFonts w:ascii="Times New Roman" w:hAnsi="Times New Roman" w:cs="Times New Roman"/>
+            <w:b/>
+            <w:bCs/>
+            <w:lang w:val="en-GB"/>
+          </w:rPr>
+          <w:t xml:space="preserve">Part II: The Constraints that Bind First</w:t>
+        </w:r>
+      </w:ins>
+    </w:p>
+    <w:p>
+      <w:pPr>
+        <w:rPr>
+          <w:ins w:id="10442" w:author="Claude" w:date="2026-09-02T12:00:00Z"/>
+          <w:rFonts w:ascii="Times New Roman" w:hAnsi="Times New Roman" w:cs="Times New Roman"/>
+          <w:lang w:val="en-GB"/>
+        </w:rPr>
+      </w:pPr>
+      <w:ins w:id="10443" w:author="Claude" w:date="2026-09-02T12:00:00Z">
+        <w:r>
+          <w:rPr>
+            <w:rFonts w:ascii="Times New Roman" w:hAnsi="Times New Roman" w:cs="Times New Roman"/>
+            <w:lang w:val="en-GB"/>
+          </w:rPr>
+          <w:t xml:space="preserve">Chapter 4 addresses the </w:t>
+        </w:r>
+      </w:ins>
+      <w:ins w:id="10444" w:author="Claude" w:date="2026-09-02T12:00:00Z">
+        <w:r>
+          <w:rPr>
+            <w:rFonts w:ascii="Times New Roman" w:hAnsi="Times New Roman" w:cs="Times New Roman"/>
+            <w:i/>
+            <w:iCs/>
+            <w:lang w:val="en-GB"/>
+          </w:rPr>
+          <w:t xml:space="preserve">r</w:t>
+        </w:r>
+      </w:ins>
+      <w:ins w:id="10445" w:author="Claude" w:date="2026-09-02T12:00:00Z">
+        <w:r>
+          <w:rPr>
+            <w:rFonts w:ascii="Times New Roman" w:hAnsi="Times New Roman" w:cs="Times New Roman"/>
+            <w:lang w:val="en-GB"/>
+          </w:rPr>
+          <w:t xml:space="preserve">Ω</w:t>
+        </w:r>
+      </w:ins>
+      <w:ins w:id="10446" w:author="Claude" w:date="2026-09-02T12:00:00Z">
+        <w:r>
+          <w:rPr>
+            <w:rFonts w:ascii="Times New Roman" w:hAnsi="Times New Roman" w:cs="Times New Roman"/>
+            <w:vertAlign w:val="superscript"/>
+            <w:lang w:val="en-GB"/>
+          </w:rPr>
+          <w:t xml:space="preserve">2</w:t>
+        </w:r>
+      </w:ins>
+      <w:ins w:id="10447" w:author="Claude" w:date="2026-09-02T12:00:00Z">
+        <w:r>
+          <w:rPr>
+            <w:rFonts w:ascii="Times New Roman" w:hAnsi="Times New Roman" w:cs="Times New Roman"/>
+            <w:lang w:val="en-GB"/>
+          </w:rPr>
+          <w:t xml:space="preserve"> wall directly: rotor stress analysis, magnet retention by carbon-fibre and metallic sleeves against interior-magnet bridge designs, and fatigue life and overspeed margin. Chapter 5 covers rotordynamics and bearing selection, from high-precision rolling elements through air foil systems to active magnetic bearings, together with the vibration and acoustic behaviour that follows from both. Chapter 6 treats air-gap flow and windage, including Taylor–Couette effects, and establishes the thermal budget that the electromagnetic design must then respect.</w:t>
+        </w:r>
+      </w:ins>
+    </w:p>
+    <w:p>
+      <w:pPr>
+        <w:rPr>
+          <w:ins w:id="10448" w:author="Claude" w:date="2026-09-02T12:00:00Z"/>
           <w:rFonts w:ascii="Times New Roman" w:hAnsi="Times New Roman" w:cs="Times New Roman"/>
           <w:b/>
           <w:bCs/>
           <w:lang w:val="en-GB"/>
         </w:rPr>
       </w:pPr>
-      <w:r>
-        <w:rPr>
+      <w:ins w:id="10449" w:author="Claude" w:date="2026-09-02T12:00:00Z">
+        <w:r>
+          <w:rPr>
+            <w:rFonts w:ascii="Times New Roman" w:hAnsi="Times New Roman" w:cs="Times New Roman"/>
+            <w:b/>
+            <w:bCs/>
+            <w:lang w:val="en-GB"/>
+          </w:rPr>
+          <w:t xml:space="preserve">Part III: Electromagnetic Design within the Constraints</w:t>
+        </w:r>
+      </w:ins>
+    </w:p>
+    <w:p>
+      <w:pPr>
+        <w:rPr>
+          <w:ins w:id="10450" w:author="Claude" w:date="2026-09-02T12:00:00Z"/>
+          <w:rFonts w:ascii="Times New Roman" w:hAnsi="Times New Roman" w:cs="Times New Roman"/>
+          <w:lang w:val="en-GB"/>
+        </w:rPr>
+      </w:pPr>
+      <w:ins w:id="10451" w:author="Claude" w:date="2026-09-02T12:00:00Z">
+        <w:r>
+          <w:rPr>
+            <w:rFonts w:ascii="Times New Roman" w:hAnsi="Times New Roman" w:cs="Times New Roman"/>
+            <w:lang w:val="en-GB"/>
+          </w:rPr>
+          <w:t xml:space="preserve">Chapter 7 develops the sizing procedure, working from the mechanical and rotordynamic limits inward to the electromagnetic design, with worked examples for both the industrial and the mobile paradigm and a section on optimisation-based multiphysics sizing. Chapter 8 addresses AC copper losses, comparing Litz wire and form-wound conductors to mitigate skin and proximity effects. Chapter 9 treats core and rotor losses in the kilohertz range, including the soft magnetic materials available, the manufacturing effects that degrade them, eddy currents in sleeves and magnets, and magnet segmentation.</w:t>
+        </w:r>
+      </w:ins>
+    </w:p>
+    <w:p>
+      <w:pPr>
+        <w:rPr>
+          <w:ins w:id="10452" w:author="Claude" w:date="2026-09-02T12:00:00Z"/>
           <w:rFonts w:ascii="Times New Roman" w:hAnsi="Times New Roman" w:cs="Times New Roman"/>
           <w:b/>
           <w:bCs/>
           <w:lang w:val="en-GB"/>
         </w:rPr>
-        <w:lastRenderedPageBreak/>
-        <w:t>Part V: Thermal Management</w:t>
-      </w:r>
-    </w:p>
-    <w:p>
-      <w:pPr>
-        <w:rPr>
-          <w:rFonts w:ascii="Times New Roman" w:hAnsi="Times New Roman" w:cs="Times New Roman"/>
-          <w:lang w:val="en-GB"/>
-        </w:rPr>
-      </w:pPr>
-      <w:r>
-        <w:rPr>
-          <w:rFonts w:ascii="Times New Roman" w:hAnsi="Times New Roman" w:cs="Times New Roman"/>
-          <w:lang w:val="en-GB"/>
-        </w:rPr>
-        <w:t>Because high speed equates to high loss density, thermal design is paramount. Chapter 14 breaks down the physics of Aerodynamic and Windage Losses, including Taylor-Couette flow in the air gap. Chapter 15 presents Advanced Cooling Techniques, ranging from stator water jackets to direct in-slot cooling and hollow-shaft fluid circulation.</w:t>
-      </w:r>
-    </w:p>
-    <w:p>
-      <w:pPr>
-        <w:rPr>
-          <w:rFonts w:ascii="Times New Roman" w:hAnsi="Times New Roman" w:cs="Times New Roman"/>
-          <w:b/>
-          <w:bCs/>
-          <w:lang w:val="en-GB"/>
-        </w:rPr>
-      </w:pPr>
-      <w:r>
-        <w:rPr>
-          <w:rFonts w:ascii="Times New Roman" w:hAnsi="Times New Roman" w:cs="Times New Roman"/>
-          <w:b/>
-          <w:bCs/>
-          <w:lang w:val="en-GB"/>
-        </w:rPr>
-        <w:t>Part VI: System Integration, Control, and Reliability</w:t>
-      </w:r>
-    </w:p>
-    <w:p>
-      <w:pPr>
-        <w:rPr>
-          <w:rFonts w:ascii="Times New Roman" w:hAnsi="Times New Roman" w:cs="Times New Roman"/>
-          <w:lang w:val="en-GB"/>
-        </w:rPr>
-      </w:pPr>
-      <w:r>
-        <w:rPr>
-          <w:rFonts w:ascii="Times New Roman" w:hAnsi="Times New Roman" w:cs="Times New Roman"/>
-          <w:lang w:val="en-GB"/>
-        </w:rPr>
-        <w:t xml:space="preserve">The final section treats the machine as part of a larger, living system. Chapter 16 details the Power Electronics Interface, specifically the role of SiC and GaN devices. Chapter 17 addresses the complexities of sensorless control at high fundamental frequencies, while Chapter 18 tackles the specific NVH (Noise, Vibration, and Harshness) signatures of HS drives. The book concludes with Chapter 19, focused on Reliability and Testing, outlining the protocols for overspeed safety and the mitigation of bearing currents to ensure long-term survival in the field.</w:t>
-      </w:r>
+      </w:pPr>
+      <w:ins w:id="10453" w:author="Claude" w:date="2026-09-02T12:00:00Z">
+        <w:r>
+          <w:rPr>
+            <w:rFonts w:ascii="Times New Roman" w:hAnsi="Times New Roman" w:cs="Times New Roman"/>
+            <w:b/>
+            <w:bCs/>
+            <w:lang w:val="en-GB"/>
+          </w:rPr>
+          <w:t xml:space="preserve">Part IV: Delivery, the Drive and the Applications</w:t>
+        </w:r>
+      </w:ins>
+    </w:p>
+    <w:p>
+      <w:pPr>
+        <w:rPr>
+          <w:ins w:id="10454" w:author="Claude" w:date="2026-09-02T12:00:00Z"/>
+          <w:rFonts w:ascii="Times New Roman" w:hAnsi="Times New Roman" w:cs="Times New Roman"/>
+          <w:lang w:val="en-GB"/>
+        </w:rPr>
+      </w:pPr>
+      <w:ins w:id="10455" w:author="Claude" w:date="2026-09-02T12:00:00Z">
+        <w:r>
+          <w:rPr>
+            <w:rFonts w:ascii="Times New Roman" w:hAnsi="Times New Roman" w:cs="Times New Roman"/>
+            <w:lang w:val="en-GB"/>
+          </w:rPr>
+          <w:t xml:space="preserve">Chapter 10 treats the drive as the gatekeeper it is: the converter interface, the role of SiC and GaN devices, insulation stress under fast switching, bearing currents, and control at high fundamental frequency including sensorless operation at low pulse ratios. Chapters 11 and 12 present complete design case studies, industrial and mobile respectively, each carried from specification to measured validation, with the test methods, the loss segregation at high speed, and the overspeed and endurance qualification that the applicable standards require.</w:t>
+        </w:r>
+      </w:ins>
     </w:p>
     <w:p>
       <w:pPr>

--- a/chapter1/Chapter_1_HS_machines_TRACKED.docx
+++ b/chapter1/Chapter_1_HS_machines_TRACKED.docx
@@ -13061,7 +13061,7 @@
             <w:rFonts w:ascii="Times New Roman" w:hAnsi="Times New Roman" w:cs="Times New Roman"/>
             <w:lang w:val="en-GB"/>
           </w:rPr>
-          <w:t xml:space="preserve">Chapter 2 surveys the applications, from gearless industrial compression through electric traction to aerospace propulsion and electrically assisted turbocharging, and calibrates the classification criteria of Section 1.1.1 against a population of built machines. Chapter 3 compares the candidate topologies, namely solid-rotor and laminated induction machines, synchronous and permanent-magnet-assisted reluctance machines, and surface- and interior-magnet synchronous machines, together with the choice of winding at high fundamental frequency.</w:t>
+          <w:t xml:space="preserve">Chapter 2 surveys the applications, from gearless industrial compression through electric traction to aerospace propulsion and electrically assisted turbocharging, and calibrates the classification criteria of Section 1.1.1 against a population of built machines. Chapter 3 compares the candidate topologies, namely solid-rotor and laminated induction machines, synchronous and permanent-magnet-assisted reluctance machines, and surface- and interior-magnet synchronous machines, together with the choice of winding at high fundamental frequency; switched reluctance is treated briefly, because its converter falls outside the drive-interface thread that runs through the book.</w:t>
         </w:r>
       </w:ins>
     </w:p>

--- a/chapter1/Chapter_1_HS_machines_TRACKED.docx
+++ b/chapter1/Chapter_1_HS_machines_TRACKED.docx
@@ -13140,7 +13140,7 @@
             <w:rFonts w:ascii="Times New Roman" w:hAnsi="Times New Roman" w:cs="Times New Roman"/>
             <w:lang w:val="en-GB"/>
           </w:rPr>
-          <w:t xml:space="preserve"> wall directly: rotor stress analysis, magnet retention by carbon-fibre and metallic sleeves against interior-magnet bridge designs, and fatigue life and overspeed margin. Chapter 5 covers rotordynamics and bearing selection, from high-precision rolling elements through air foil systems to active magnetic bearings, together with the vibration and acoustic behaviour that follows from both. Chapter 6 treats air-gap flow and windage, including Taylor–Couette effects, and establishes the thermal budget that the electromagnetic design must then respect.</w:t>
+          <w:t xml:space="preserve"> wall directly: rotor stress analysis, magnet retention by carbon-fibre and metallic sleeves against interior-magnet bridge designs, and fatigue life and overspeed margin. Chapter 5 covers rotordynamics, with Campbell diagrams, gyroscopic effects, balancing and supercritical operation, together with the vibration and acoustic behaviour that follows. Chapter 6 treats the tribology of the support system: bearing selection from high-precision rolling elements through air foil systems to active magnetic bearings, lubrication and bearing losses at high speed, seals, and the damage mechanisms of wear, fretting and bearing currents.</w:t>
         </w:r>
       </w:ins>
     </w:p>
@@ -13180,7 +13180,7 @@
             <w:rFonts w:ascii="Times New Roman" w:hAnsi="Times New Roman" w:cs="Times New Roman"/>
             <w:lang w:val="en-GB"/>
           </w:rPr>
-          <w:t xml:space="preserve">Chapter 7 develops the sizing procedure, working from the mechanical and rotordynamic limits inward to the electromagnetic design, with worked examples for both the industrial and the mobile paradigm and a section on optimisation-based multiphysics sizing. Chapter 8 addresses AC copper losses, comparing Litz wire and form-wound conductors to mitigate skin and proximity effects. Chapter 9 treats core and rotor losses in the kilohertz range, including the soft magnetic materials available, the manufacturing effects that degrade them, eddy currents in sleeves and magnets, and magnet segmentation.</w:t>
+          <w:t xml:space="preserve">Chapter 7 develops the sizing procedure, working from the mechanical and rotordynamic limits inward to the electromagnetic design, with worked examples for both the industrial and the mobile paradigm and a section on optimisation-based multiphysics sizing. Chapter 8 addresses AC copper losses, comparing Litz wire and form-wound conductors to mitigate skin and proximity effects. Chapter 9 treats the losses and the thermal budget in the kilohertz range: core losses with the soft magnetic materials and manufacturing effects behind them, eddy currents in sleeves and magnets and magnet segmentation, aerodynamic and windage losses including Taylor–Couette flow in the air gap, and the cooling architectures that set the loss budget the design must meet.</w:t>
         </w:r>
       </w:ins>
     </w:p>

--- a/chapter1/Chapter_1_HS_machines_TRACKED.docx
+++ b/chapter1/Chapter_1_HS_machines_TRACKED.docx
@@ -13162,7 +13162,7 @@
             <w:bCs/>
             <w:lang w:val="en-GB"/>
           </w:rPr>
-          <w:t xml:space="preserve">Part III: Electromagnetic Design within the Constraints</w:t>
+          <w:t xml:space="preserve">Part III: Electromagnetic and Thermal Design within the Constraints</w:t>
         </w:r>
       </w:ins>
     </w:p>
@@ -13180,7 +13180,7 @@
             <w:rFonts w:ascii="Times New Roman" w:hAnsi="Times New Roman" w:cs="Times New Roman"/>
             <w:lang w:val="en-GB"/>
           </w:rPr>
-          <w:t xml:space="preserve">Chapter 7 develops the sizing procedure, working from the mechanical and rotordynamic limits inward to the electromagnetic design, with worked examples for both the industrial and the mobile paradigm and a section on optimisation-based multiphysics sizing. Chapter 8 addresses AC copper losses, comparing Litz wire and form-wound conductors to mitigate skin and proximity effects. Chapter 9 treats the losses and the thermal budget in the kilohertz range: core losses with the soft magnetic materials and manufacturing effects behind them, eddy currents in sleeves and magnets and magnet segmentation, aerodynamic and windage losses including Taylor–Couette flow in the air gap, and the cooling architectures that set the loss budget the design must meet.</w:t>
+          <w:t xml:space="preserve">Chapter 7 develops the sizing procedure, working from the mechanical and rotordynamic limits inward to the electromagnetic design, with worked examples for both the industrial and the mobile paradigm; it also carries the thermal limit into the sizing loop itself, because thermal loading is the one constraint that cannot be evaluated until the machine already exists. Chapter 8 addresses AC copper losses, comparing Litz wire and form-wound conductors to mitigate skin and proximity effects. Chapter 9 treats the remaining losses that change in the kilohertz range: core losses with the soft magnetic materials and manufacturing effects behind them, eddy currents in sleeves and magnets and magnet segmentation, and aerodynamic and windage losses including Taylor–Couette flow in the air gap. Chapter 10 removes that heat. It treats the stator and rotor cooling architectures, air-gap convection derived from the same flow model as the windage loss, lumped-parameter thermal networks for machines whose loss density is several times the conventional value, and the magnet temperature and demagnetisation margin that is the binding thermal constraint in most permanent-magnet high-speed machines. The rotor is the difficult side, because the retaining sleeve that Chapter 4 requires for mechanical integrity is also a thermal insulator, and the trilemma of Section 1.6.1 is nowhere more explicit than there.</w:t>
         </w:r>
       </w:ins>
     </w:p>
@@ -13220,7 +13220,7 @@
             <w:rFonts w:ascii="Times New Roman" w:hAnsi="Times New Roman" w:cs="Times New Roman"/>
             <w:lang w:val="en-GB"/>
           </w:rPr>
-          <w:t xml:space="preserve">Chapter 10 treats the drive as the gatekeeper it is: the converter interface, the role of SiC and GaN devices, insulation stress under fast switching, bearing currents, and control at high fundamental frequency including sensorless operation at low pulse ratios. Chapters 11 and 12 present complete design case studies, industrial and mobile respectively, each carried from specification to measured validation, with the test methods, the loss segregation at high speed, and the overspeed and endurance qualification that the applicable standards require.</w:t>
+          <w:t xml:space="preserve">Chapter 11 treats the drive as the gatekeeper it is: the converter interface, the role of SiC and GaN devices, insulation stress under fast switching, bearing currents, and control at high fundamental frequency including sensorless operation at low pulse ratios. Chapters 12 and 13 present complete design case studies, industrial and mobile respectively, each carried from specification to measured validation, with the test methods, the loss segregation at high speed, and the overspeed and endurance qualification that the applicable standards require.</w:t>
         </w:r>
       </w:ins>
     </w:p>

--- a/chapter1/Chapter_1_HS_machines_TRACKED.docx
+++ b/chapter1/Chapter_1_HS_machines_TRACKED.docx
@@ -13220,7 +13220,7 @@
             <w:rFonts w:ascii="Times New Roman" w:hAnsi="Times New Roman" w:cs="Times New Roman"/>
             <w:lang w:val="en-GB"/>
           </w:rPr>
-          <w:t xml:space="preserve">Chapter 11 treats the drive as the gatekeeper it is: the converter interface, the role of SiC and GaN devices, insulation stress under fast switching, bearing currents, and control at high fundamental frequency including sensorless operation at low pulse ratios. Chapters 12 and 13 present complete design case studies, industrial and mobile respectively, each carried from specification to measured validation, with the test methods, the loss segregation at high speed, and the overspeed and endurance qualification that the applicable standards require.</w:t>
+          <w:t xml:space="preserve">Chapter 11 treats the converter as the gatekeeper it is: the converter interface and the modulation ratio, the role of SiC and GaN devices, insulation stress under fast switching, bearing currents and electromagnetic compatibility, and the matching of each of the two machines to its converter. Chapter 12 takes up what the resulting pulse ratio does to the control. Where the switching frequency is no longer far above the fundamental, the computational and modulation delays occupy a substantial part of the period and the discrete-time nature of the regulator becomes a constraint on the machine rather than a detail of its implementation; current regulation, sensorless operation and run-up through the critical speeds are developed on that basis. Chapters 13 and 14 present complete design case studies, industrial and mobile respectively, each carried from specification to measured validation, with the test methods, the loss segregation at high speed, and the overspeed and endurance qualification that the applicable standards require.</w:t>
         </w:r>
       </w:ins>
     </w:p>

--- a/chapter1/Chapter_1_HS_machines_TRACKED.docx
+++ b/chapter1/Chapter_1_HS_machines_TRACKED.docx
@@ -3589,54 +3589,100 @@
           <w:lang w:val="en-GB"/>
         </w:rPr>
       </w:pPr>
-      <w:r>
-        <w:rPr>
-          <w:rFonts w:ascii="Times New Roman" w:hAnsi="Times New Roman" w:cs="Times New Roman"/>
-          <w:noProof/>
-          <w:lang w:val="en-GB"/>
-        </w:rPr>
-        <w:drawing>
-          <wp:inline distT="0" distB="0" distL="0" distR="0" wp14:anchorId="7AD894E6" wp14:editId="6132750D">
-            <wp:extent cx="5731510" cy="3126105"/>
-            <wp:effectExtent l="0" t="0" r="2540" b="0"/>
-            <wp:docPr id="169046035" name="Picture 1"/>
-            <wp:cNvGraphicFramePr>
-              <a:graphicFrameLocks xmlns:a="http://schemas.openxmlformats.org/drawingml/2006/main" noChangeAspect="1"/>
-            </wp:cNvGraphicFramePr>
-            <a:graphic xmlns:a="http://schemas.openxmlformats.org/drawingml/2006/main">
-              <a:graphicData uri="http://schemas.openxmlformats.org/drawingml/2006/picture">
-                <pic:pic xmlns:pic="http://schemas.openxmlformats.org/drawingml/2006/picture">
-                  <pic:nvPicPr>
-                    <pic:cNvPr id="169046035" name="Picture 169046035"/>
-                    <pic:cNvPicPr/>
-                  </pic:nvPicPr>
-                  <pic:blipFill>
-                    <a:blip r:embed="rId8" cstate="print">
-                      <a:extLst>
-                        <a:ext uri="{28A0092B-C50C-407E-A947-70E740481C1C}">
-                          <a14:useLocalDpi xmlns:a14="http://schemas.microsoft.com/office/drawing/2010/main" val="0"/>
-                        </a:ext>
-                      </a:extLst>
-                    </a:blip>
-                    <a:stretch>
-                      <a:fillRect/>
-                    </a:stretch>
-                  </pic:blipFill>
-                  <pic:spPr>
-                    <a:xfrm>
-                      <a:off x="0" y="0"/>
-                      <a:ext cx="5731510" cy="3126105"/>
-                    </a:xfrm>
-                    <a:prstGeom prst="rect">
-                      <a:avLst/>
-                    </a:prstGeom>
-                  </pic:spPr>
-                </pic:pic>
-              </a:graphicData>
-            </a:graphic>
-          </wp:inline>
-        </w:drawing>
-      </w:r>
+      <w:del w:id="10458" w:author="Claude" w:date="2026-09-02T12:00:00Z">
+        <w:r>
+          <w:rPr>
+            <w:rFonts w:ascii="Times New Roman" w:hAnsi="Times New Roman" w:cs="Times New Roman"/>
+            <w:noProof/>
+            <w:lang w:val="en-GB"/>
+          </w:rPr>
+          <w:drawing>
+            <wp:inline distT="0" distB="0" distL="0" distR="0" wp14:anchorId="7AD894E6" wp14:editId="6132750D">
+              <wp:extent cx="5731510" cy="3126105"/>
+              <wp:effectExtent l="0" t="0" r="2540" b="0"/>
+              <wp:docPr id="169046035" name="Picture 1"/>
+              <wp:cNvGraphicFramePr>
+                <a:graphicFrameLocks xmlns:a="http://schemas.openxmlformats.org/drawingml/2006/main" noChangeAspect="1"/>
+              </wp:cNvGraphicFramePr>
+              <a:graphic xmlns:a="http://schemas.openxmlformats.org/drawingml/2006/main">
+                <a:graphicData uri="http://schemas.openxmlformats.org/drawingml/2006/picture">
+                  <pic:pic xmlns:pic="http://schemas.openxmlformats.org/drawingml/2006/picture">
+                    <pic:nvPicPr>
+                      <pic:cNvPr id="169046035" name="Picture 169046035"/>
+                      <pic:cNvPicPr/>
+                    </pic:nvPicPr>
+                    <pic:blipFill>
+                      <a:blip r:embed="rId8" cstate="print">
+                        <a:extLst>
+                          <a:ext uri="{28A0092B-C50C-407E-A947-70E740481C1C}">
+                            <a14:useLocalDpi xmlns:a14="http://schemas.microsoft.com/office/drawing/2010/main" val="0"/>
+                          </a:ext>
+                        </a:extLst>
+                      </a:blip>
+                      <a:stretch>
+                        <a:fillRect/>
+                      </a:stretch>
+                    </pic:blipFill>
+                    <pic:spPr>
+                      <a:xfrm>
+                        <a:off x="0" y="0"/>
+                        <a:ext cx="5731510" cy="3126105"/>
+                      </a:xfrm>
+                      <a:prstGeom prst="rect">
+                        <a:avLst/>
+                      </a:prstGeom>
+                    </pic:spPr>
+                  </pic:pic>
+                </a:graphicData>
+              </a:graphic>
+            </wp:inline>
+          </w:drawing>
+        </w:r>
+      </w:del>
+      <w:ins w:id="10460" w:author="Claude" w:date="2026-09-02T12:00:00Z">
+        <w:r>
+          <w:rPr>
+            <w:rFonts w:ascii="Times New Roman" w:hAnsi="Times New Roman" w:cs="Times New Roman"/>
+            <w:noProof/>
+            <w:lang w:val="en-GB"/>
+          </w:rPr>
+          <w:drawing xmlns:a="http://schemas.openxmlformats.org/drawingml/2006/main" xmlns:pic="http://schemas.openxmlformats.org/drawingml/2006/picture">
+            <wp:inline distT="0" distB="0" distL="0" distR="0">
+              <wp:extent cx="5731510" cy="5365350"/>
+              <wp:effectExtent l="0" t="0" r="0" b="0"/>
+              <wp:docPr id="900000006" name="Picture 900000006"/>
+              <wp:cNvGraphicFramePr>
+                <a:graphicFrameLocks noChangeAspect="1"/>
+              </wp:cNvGraphicFramePr>
+              <a:graphic>
+                <a:graphicData uri="http://schemas.openxmlformats.org/drawingml/2006/picture">
+                  <pic:pic>
+                    <pic:nvPicPr>
+                      <pic:cNvPr id="900000006" name="fig_geared_vs_directdrive.png"/>
+                      <pic:cNvPicPr/>
+                    </pic:nvPicPr>
+                    <pic:blipFill>
+                      <a:blip r:embed="rId106"/>
+                      <a:stretch>
+                        <a:fillRect/>
+                      </a:stretch>
+                    </pic:blipFill>
+                    <pic:spPr>
+                      <a:xfrm>
+                        <a:off x="0" y="0"/>
+                        <a:ext cx="5731510" cy="5365350"/>
+                      </a:xfrm>
+                      <a:prstGeom prst="rect">
+                        <a:avLst/>
+                      </a:prstGeom>
+                    </pic:spPr>
+                  </pic:pic>
+                </a:graphicData>
+              </a:graphic>
+            </wp:inline>
+          </w:drawing>
+        </w:r>
+      </w:ins>
     </w:p>
     <w:p>
       <w:pPr>
@@ -5020,7 +5066,32 @@
           <w:rFonts w:ascii="Times New Roman" w:hAnsi="Times New Roman" w:cs="Times New Roman"/>
           <w:lang w:val="en-GB"/>
         </w:rPr>
-        <w:t>However, this mass reduction comes at a steep price: high fundamental frequency. An 8-pole motor spinning at 15,000 r/min requires a fundamental frequency of 1,000 Hz. At 30,000 r/min, this rises to 2,000 Hz. To manage the resulting iron losses, mobile HS machines utilize ultra-thin, high-performance electrical steels (often 0.1 mm or 0.2 mm thick) and highly optimized cooling paths, often involving direct oil cooling where the lubricant for the gears is also used to cool the stator windings and rotor.</w:t>
+        <w:t xml:space="preserve">However, this mass reduction comes at a steep price: high fundamental frequency. An 8-pole motor spinning at 15,000 r/min requires a fundamental frequency of 1,000 Hz. At 30,000 r/min, this rises to 2,000 Hz. To manage the resulting iron losses, mobile HS machines utilize ultra-thin, high-performance electrical steels (often 0.1 mm or 0.2 mm thick) and highly optimized cooling paths, often involving direct oil cooling </w:t>
+      </w:r>
+      <w:del w:id="10401" w:author="Claude" w:date="2026-09-02T12:00:00Z">
+        <w:r>
+          <w:rPr>
+            <w:rFonts w:ascii="Times New Roman" w:hAnsi="Times New Roman" w:cs="Times New Roman"/>
+            <w:lang w:val="en-GB"/>
+          </w:rPr>
+          <w:delText xml:space="preserve">where the lubricant for the gears is also used to cool the stator windings and rotor</w:delText>
+        </w:r>
+      </w:del>
+      <w:ins w:id="10402" w:author="Claude" w:date="2026-09-02T12:00:00Z">
+        <w:r>
+          <w:rPr>
+            <w:rFonts w:ascii="Times New Roman" w:hAnsi="Times New Roman" w:cs="Times New Roman"/>
+            <w:lang w:val="en-GB"/>
+          </w:rPr>
+          <w:t xml:space="preserve">in which oil is used to cool the stator winding and the rotor</w:t>
+        </w:r>
+      </w:ins>
+      <w:r>
+        <w:rPr>
+          <w:rFonts w:ascii="Times New Roman" w:hAnsi="Times New Roman" w:cs="Times New Roman"/>
+          <w:lang w:val="en-GB"/>
+        </w:rPr>
+        <w:t xml:space="preserve">.</w:t>
       </w:r>
     </w:p>
     <w:p>
@@ -5421,7 +5492,7 @@
             <w:rFonts w:ascii="Times New Roman" w:hAnsi="Times New Roman" w:cs="Times New Roman"/>
             <w:lang w:val="en-GB"/>
           </w:rPr>
-          <w:t xml:space="preserve">The factor of two is exact for a thin disc. For a solid rotating disc of density </w:t>
+          <w:t xml:space="preserve">It is worth putting this into algebra, because the penalty for a bore is easily underestimated and because the stress grows with the square of the peripheral speed, so a rotor passes from comfortable to impossible within a narrow band of tip speed. The factor of two quoted above is exact for a thin disc. For a solid rotating disc of density </w:t>
         </w:r>
       </w:ins>
       <w:ins w:id="10176" w:author="Claude" w:date="2026-09-02T12:00:00Z">
@@ -12368,7 +12439,7 @@
           <w:lang w:val="en-GB"/>
         </w:rPr>
       </w:pPr>
-      <w:del w:id="10456" w:author="Claude" w:date="2026-09-02T12:00:00Z">
+      <w:del w:id="10461" w:author="Claude" w:date="2026-09-02T12:00:00Z">
         <w:r>
           <w:rPr>
             <w:rFonts w:ascii="Times New Roman" w:hAnsi="Times New Roman" w:cs="Times New Roman"/>
@@ -12418,7 +12489,7 @@
           </w:drawing>
         </w:r>
       </w:del>
-      <w:ins w:id="10458" w:author="Claude" w:date="2026-09-02T12:00:00Z">
+      <w:ins w:id="10463" w:author="Claude" w:date="2026-09-02T12:00:00Z">
         <w:r>
           <w:rPr>
             <w:rFonts w:ascii="Times New Roman" w:hAnsi="Times New Roman" w:cs="Times New Roman"/>
@@ -12429,7 +12500,7 @@
             <wp:inline distT="0" distB="0" distL="0" distR="0">
               <wp:extent cx="5731510" cy="5028387"/>
               <wp:effectExtent l="0" t="0" r="0" b="0"/>
-              <wp:docPr id="900000006" name="Picture 900000006"/>
+              <wp:docPr id="900000007" name="Picture 900000007"/>
               <wp:cNvGraphicFramePr>
                 <a:graphicFrameLocks noChangeAspect="1"/>
               </wp:cNvGraphicFramePr>
@@ -12437,11 +12508,11 @@
                 <a:graphicData uri="http://schemas.openxmlformats.org/drawingml/2006/picture">
                   <pic:pic>
                     <pic:nvPicPr>
-                      <pic:cNvPr id="900000006" name="fig_trilemma.png"/>
+                      <pic:cNvPr id="900000007" name="fig_trilemma.png"/>
                       <pic:cNvPicPr/>
                     </pic:nvPicPr>
                     <pic:blipFill>
-                      <a:blip r:embed="rId106"/>
+                      <a:blip r:embed="rId107"/>
                       <a:stretch>
                         <a:fillRect/>
                       </a:stretch>
@@ -12680,12 +12751,12 @@
     <w:p>
       <w:pPr>
         <w:rPr>
-          <w:del w:id="10401" w:author="Claude" w:date="2026-09-02T12:00:00Z"/>
-          <w:rFonts w:ascii="Times New Roman" w:hAnsi="Times New Roman" w:cs="Times New Roman"/>
-          <w:lang w:val="en-GB"/>
-        </w:rPr>
-      </w:pPr>
-      <w:del w:id="10402" w:author="Claude" w:date="2026-09-02T12:00:00Z">
+          <w:del w:id="10403" w:author="Claude" w:date="2026-09-02T12:00:00Z"/>
+          <w:rFonts w:ascii="Times New Roman" w:hAnsi="Times New Roman" w:cs="Times New Roman"/>
+          <w:lang w:val="en-GB"/>
+        </w:rPr>
+      </w:pPr>
+      <w:del w:id="10404" w:author="Claude" w:date="2026-09-02T12:00:00Z">
         <w:r>
           <w:rPr>
             <w:rFonts w:ascii="Times New Roman" w:hAnsi="Times New Roman" w:cs="Times New Roman"/>
@@ -12698,14 +12769,14 @@
     <w:p>
       <w:pPr>
         <w:rPr>
-          <w:del w:id="10403" w:author="Claude" w:date="2026-09-02T12:00:00Z"/>
+          <w:del w:id="10405" w:author="Claude" w:date="2026-09-02T12:00:00Z"/>
           <w:rFonts w:ascii="Times New Roman" w:hAnsi="Times New Roman" w:cs="Times New Roman"/>
           <w:b/>
           <w:bCs/>
           <w:lang w:val="en-GB"/>
         </w:rPr>
       </w:pPr>
-      <w:del w:id="10404" w:author="Claude" w:date="2026-09-02T12:00:00Z">
+      <w:del w:id="10406" w:author="Claude" w:date="2026-09-02T12:00:00Z">
         <w:r>
           <w:rPr>
             <w:rFonts w:ascii="Times New Roman" w:hAnsi="Times New Roman" w:cs="Times New Roman"/>
@@ -12720,12 +12791,12 @@
     <w:p>
       <w:pPr>
         <w:rPr>
-          <w:del w:id="10405" w:author="Claude" w:date="2026-09-02T12:00:00Z"/>
-          <w:rFonts w:ascii="Times New Roman" w:hAnsi="Times New Roman" w:cs="Times New Roman"/>
-          <w:lang w:val="en-GB"/>
-        </w:rPr>
-      </w:pPr>
-      <w:del w:id="10406" w:author="Claude" w:date="2026-09-02T12:00:00Z">
+          <w:del w:id="10407" w:author="Claude" w:date="2026-09-02T12:00:00Z"/>
+          <w:rFonts w:ascii="Times New Roman" w:hAnsi="Times New Roman" w:cs="Times New Roman"/>
+          <w:lang w:val="en-GB"/>
+        </w:rPr>
+      </w:pPr>
+      <w:del w:id="10408" w:author="Claude" w:date="2026-09-02T12:00:00Z">
         <w:r>
           <w:rPr>
             <w:rFonts w:ascii="Times New Roman" w:hAnsi="Times New Roman" w:cs="Times New Roman"/>
@@ -12738,14 +12809,14 @@
     <w:p>
       <w:pPr>
         <w:rPr>
-          <w:del w:id="10407" w:author="Claude" w:date="2026-09-02T12:00:00Z"/>
+          <w:del w:id="10409" w:author="Claude" w:date="2026-09-02T12:00:00Z"/>
           <w:rFonts w:ascii="Times New Roman" w:hAnsi="Times New Roman" w:cs="Times New Roman"/>
           <w:b/>
           <w:bCs/>
           <w:lang w:val="en-GB"/>
         </w:rPr>
       </w:pPr>
-      <w:del w:id="10408" w:author="Claude" w:date="2026-09-02T12:00:00Z">
+      <w:del w:id="10410" w:author="Claude" w:date="2026-09-02T12:00:00Z">
         <w:r>
           <w:rPr>
             <w:rFonts w:ascii="Times New Roman" w:hAnsi="Times New Roman" w:cs="Times New Roman"/>
@@ -12760,12 +12831,12 @@
     <w:p>
       <w:pPr>
         <w:rPr>
-          <w:del w:id="10409" w:author="Claude" w:date="2026-09-02T12:00:00Z"/>
-          <w:rFonts w:ascii="Times New Roman" w:hAnsi="Times New Roman" w:cs="Times New Roman"/>
-          <w:lang w:val="en-GB"/>
-        </w:rPr>
-      </w:pPr>
-      <w:del w:id="10410" w:author="Claude" w:date="2026-09-02T12:00:00Z">
+          <w:del w:id="10411" w:author="Claude" w:date="2026-09-02T12:00:00Z"/>
+          <w:rFonts w:ascii="Times New Roman" w:hAnsi="Times New Roman" w:cs="Times New Roman"/>
+          <w:lang w:val="en-GB"/>
+        </w:rPr>
+      </w:pPr>
+      <w:del w:id="10412" w:author="Claude" w:date="2026-09-02T12:00:00Z">
         <w:r>
           <w:rPr>
             <w:rFonts w:ascii="Times New Roman" w:hAnsi="Times New Roman" w:cs="Times New Roman"/>
@@ -12778,14 +12849,14 @@
     <w:p>
       <w:pPr>
         <w:rPr>
-          <w:del w:id="10411" w:author="Claude" w:date="2026-09-02T12:00:00Z"/>
+          <w:del w:id="10413" w:author="Claude" w:date="2026-09-02T12:00:00Z"/>
           <w:rFonts w:ascii="Times New Roman" w:hAnsi="Times New Roman" w:cs="Times New Roman"/>
           <w:b/>
           <w:bCs/>
           <w:lang w:val="en-GB"/>
         </w:rPr>
       </w:pPr>
-      <w:del w:id="10412" w:author="Claude" w:date="2026-09-02T12:00:00Z">
+      <w:del w:id="10414" w:author="Claude" w:date="2026-09-02T12:00:00Z">
         <w:r>
           <w:rPr>
             <w:rFonts w:ascii="Times New Roman" w:hAnsi="Times New Roman" w:cs="Times New Roman"/>
@@ -12800,12 +12871,12 @@
     <w:p>
       <w:pPr>
         <w:rPr>
-          <w:del w:id="10413" w:author="Claude" w:date="2026-09-02T12:00:00Z"/>
-          <w:rFonts w:ascii="Times New Roman" w:hAnsi="Times New Roman" w:cs="Times New Roman"/>
-          <w:lang w:val="en-GB"/>
-        </w:rPr>
-      </w:pPr>
-      <w:del w:id="10414" w:author="Claude" w:date="2026-09-02T12:00:00Z">
+          <w:del w:id="10415" w:author="Claude" w:date="2026-09-02T12:00:00Z"/>
+          <w:rFonts w:ascii="Times New Roman" w:hAnsi="Times New Roman" w:cs="Times New Roman"/>
+          <w:lang w:val="en-GB"/>
+        </w:rPr>
+      </w:pPr>
+      <w:del w:id="10416" w:author="Claude" w:date="2026-09-02T12:00:00Z">
         <w:r>
           <w:rPr>
             <w:rFonts w:ascii="Times New Roman" w:hAnsi="Times New Roman" w:cs="Times New Roman"/>
@@ -12814,7 +12885,7 @@
           <w:delText xml:space="preserve">This part addresses the </w:delText>
         </w:r>
       </w:del>
-      <w:del w:id="10415" w:author="Claude" w:date="2026-09-02T12:00:00Z">
+      <w:del w:id="10417" w:author="Claude" w:date="2026-09-02T12:00:00Z">
         <w:r>
           <w:rPr>
             <w:rFonts w:ascii="Times New Roman" w:hAnsi="Times New Roman" w:cs="Times New Roman"/>
@@ -12826,7 +12897,7 @@
           <w:sym w:font="Symbol" w:char="F057"/>
         </w:r>
       </w:del>
-      <w:del w:id="10416" w:author="Claude" w:date="2026-09-02T12:00:00Z">
+      <w:del w:id="10418" w:author="Claude" w:date="2026-09-02T12:00:00Z">
         <w:r>
           <w:rPr>
             <w:rFonts w:ascii="Times New Roman" w:hAnsi="Times New Roman" w:cs="Times New Roman"/>
@@ -12836,7 +12907,7 @@
           <w:delText xml:space="preserve"> 2</w:delText>
         </w:r>
       </w:del>
-      <w:del w:id="10417" w:author="Claude" w:date="2026-09-02T12:00:00Z">
+      <w:del w:id="10419" w:author="Claude" w:date="2026-09-02T12:00:00Z">
         <w:r>
           <w:rPr>
             <w:rFonts w:ascii="Times New Roman" w:hAnsi="Times New Roman" w:cs="Times New Roman"/>
@@ -12849,14 +12920,14 @@
     <w:p>
       <w:pPr>
         <w:rPr>
-          <w:del w:id="10418" w:author="Claude" w:date="2026-09-02T12:00:00Z"/>
+          <w:del w:id="10420" w:author="Claude" w:date="2026-09-02T12:00:00Z"/>
           <w:rFonts w:ascii="Times New Roman" w:hAnsi="Times New Roman" w:cs="Times New Roman"/>
           <w:b/>
           <w:bCs/>
           <w:lang w:val="en-GB"/>
         </w:rPr>
       </w:pPr>
-      <w:del w:id="10419" w:author="Claude" w:date="2026-09-02T12:00:00Z">
+      <w:del w:id="10421" w:author="Claude" w:date="2026-09-02T12:00:00Z">
         <w:r>
           <w:rPr>
             <w:rFonts w:ascii="Times New Roman" w:hAnsi="Times New Roman" w:cs="Times New Roman"/>
@@ -12871,12 +12942,12 @@
     <w:p>
       <w:pPr>
         <w:rPr>
-          <w:del w:id="10420" w:author="Claude" w:date="2026-09-02T12:00:00Z"/>
-          <w:rFonts w:ascii="Times New Roman" w:hAnsi="Times New Roman" w:cs="Times New Roman"/>
-          <w:lang w:val="en-GB"/>
-        </w:rPr>
-      </w:pPr>
-      <w:del w:id="10421" w:author="Claude" w:date="2026-09-02T12:00:00Z">
+          <w:del w:id="10422" w:author="Claude" w:date="2026-09-02T12:00:00Z"/>
+          <w:rFonts w:ascii="Times New Roman" w:hAnsi="Times New Roman" w:cs="Times New Roman"/>
+          <w:lang w:val="en-GB"/>
+        </w:rPr>
+      </w:pPr>
+      <w:del w:id="10423" w:author="Claude" w:date="2026-09-02T12:00:00Z">
         <w:r>
           <w:rPr>
             <w:rFonts w:ascii="Times New Roman" w:hAnsi="Times New Roman" w:cs="Times New Roman"/>
@@ -12885,7 +12956,7 @@
           <w:delText xml:space="preserve">The limits of the machine are often the limits of its materials. Chapter 11 discusses Soft Magnetic Materials, including ultra-thin CoFe laminations and amorphous metals. Chapter 12 focuses on the mechanical and thermal stability of Permanent Magnets, while Chapter 13 addresses the Insulation Systems required to survive the high d</w:delText>
         </w:r>
       </w:del>
-      <w:del w:id="10422" w:author="Claude" w:date="2026-09-02T12:00:00Z">
+      <w:del w:id="10424" w:author="Claude" w:date="2026-09-02T12:00:00Z">
         <w:r>
           <w:rPr>
             <w:rFonts w:ascii="Times New Roman" w:hAnsi="Times New Roman" w:cs="Times New Roman"/>
@@ -12896,7 +12967,7 @@
           <w:delText>u</w:delText>
         </w:r>
       </w:del>
-      <w:del w:id="10423" w:author="Claude" w:date="2026-09-02T12:00:00Z">
+      <w:del w:id="10425" w:author="Claude" w:date="2026-09-02T12:00:00Z">
         <w:r>
           <w:rPr>
             <w:rFonts w:ascii="Times New Roman" w:hAnsi="Times New Roman" w:cs="Times New Roman"/>
@@ -12905,7 +12976,7 @@
           <w:delText>/d</w:delText>
         </w:r>
       </w:del>
-      <w:del w:id="10424" w:author="Claude" w:date="2026-09-02T12:00:00Z">
+      <w:del w:id="10426" w:author="Claude" w:date="2026-09-02T12:00:00Z">
         <w:r>
           <w:rPr>
             <w:rFonts w:ascii="Times New Roman" w:hAnsi="Times New Roman" w:cs="Times New Roman"/>
@@ -12916,7 +12987,7 @@
           <w:delText>t</w:delText>
         </w:r>
       </w:del>
-      <w:del w:id="10425" w:author="Claude" w:date="2026-09-02T12:00:00Z">
+      <w:del w:id="10427" w:author="Claude" w:date="2026-09-02T12:00:00Z">
         <w:r>
           <w:rPr>
             <w:rFonts w:ascii="Times New Roman" w:hAnsi="Times New Roman" w:cs="Times New Roman"/>
@@ -12929,14 +13000,14 @@
     <w:p>
       <w:pPr>
         <w:rPr>
-          <w:del w:id="10426" w:author="Claude" w:date="2026-09-02T12:00:00Z"/>
+          <w:del w:id="10428" w:author="Claude" w:date="2026-09-02T12:00:00Z"/>
           <w:rFonts w:ascii="Times New Roman" w:hAnsi="Times New Roman" w:cs="Times New Roman"/>
           <w:b/>
           <w:bCs/>
           <w:lang w:val="en-GB"/>
         </w:rPr>
       </w:pPr>
-      <w:del w:id="10427" w:author="Claude" w:date="2026-09-02T12:00:00Z">
+      <w:del w:id="10429" w:author="Claude" w:date="2026-09-02T12:00:00Z">
         <w:r>
           <w:rPr>
             <w:rFonts w:ascii="Times New Roman" w:hAnsi="Times New Roman" w:cs="Times New Roman"/>
@@ -12952,12 +13023,12 @@
     <w:p>
       <w:pPr>
         <w:rPr>
-          <w:del w:id="10428" w:author="Claude" w:date="2026-09-02T12:00:00Z"/>
-          <w:rFonts w:ascii="Times New Roman" w:hAnsi="Times New Roman" w:cs="Times New Roman"/>
-          <w:lang w:val="en-GB"/>
-        </w:rPr>
-      </w:pPr>
-      <w:del w:id="10429" w:author="Claude" w:date="2026-09-02T12:00:00Z">
+          <w:del w:id="10430" w:author="Claude" w:date="2026-09-02T12:00:00Z"/>
+          <w:rFonts w:ascii="Times New Roman" w:hAnsi="Times New Roman" w:cs="Times New Roman"/>
+          <w:lang w:val="en-GB"/>
+        </w:rPr>
+      </w:pPr>
+      <w:del w:id="10431" w:author="Claude" w:date="2026-09-02T12:00:00Z">
         <w:r>
           <w:rPr>
             <w:rFonts w:ascii="Times New Roman" w:hAnsi="Times New Roman" w:cs="Times New Roman"/>
@@ -12970,14 +13041,14 @@
     <w:p>
       <w:pPr>
         <w:rPr>
-          <w:del w:id="10430" w:author="Claude" w:date="2026-09-02T12:00:00Z"/>
+          <w:del w:id="10432" w:author="Claude" w:date="2026-09-02T12:00:00Z"/>
           <w:rFonts w:ascii="Times New Roman" w:hAnsi="Times New Roman" w:cs="Times New Roman"/>
           <w:b/>
           <w:bCs/>
           <w:lang w:val="en-GB"/>
         </w:rPr>
       </w:pPr>
-      <w:del w:id="10431" w:author="Claude" w:date="2026-09-02T12:00:00Z">
+      <w:del w:id="10433" w:author="Claude" w:date="2026-09-02T12:00:00Z">
         <w:r>
           <w:rPr>
             <w:rFonts w:ascii="Times New Roman" w:hAnsi="Times New Roman" w:cs="Times New Roman"/>
@@ -12992,12 +13063,12 @@
     <w:p>
       <w:pPr>
         <w:rPr>
-          <w:del w:id="10432" w:author="Claude" w:date="2026-09-02T12:00:00Z"/>
-          <w:rFonts w:ascii="Times New Roman" w:hAnsi="Times New Roman" w:cs="Times New Roman"/>
-          <w:lang w:val="en-GB"/>
-        </w:rPr>
-      </w:pPr>
-      <w:del w:id="10433" w:author="Claude" w:date="2026-09-02T12:00:00Z">
+          <w:del w:id="10434" w:author="Claude" w:date="2026-09-02T12:00:00Z"/>
+          <w:rFonts w:ascii="Times New Roman" w:hAnsi="Times New Roman" w:cs="Times New Roman"/>
+          <w:lang w:val="en-GB"/>
+        </w:rPr>
+      </w:pPr>
+      <w:del w:id="10435" w:author="Claude" w:date="2026-09-02T12:00:00Z">
         <w:r>
           <w:rPr>
             <w:rFonts w:ascii="Times New Roman" w:hAnsi="Times New Roman" w:cs="Times New Roman"/>
@@ -13010,12 +13081,12 @@
     <w:p>
       <w:pPr>
         <w:rPr>
-          <w:ins w:id="10434" w:author="Claude" w:date="2026-09-02T12:00:00Z"/>
-          <w:rFonts w:ascii="Times New Roman" w:hAnsi="Times New Roman" w:cs="Times New Roman"/>
-          <w:lang w:val="en-GB"/>
-        </w:rPr>
-      </w:pPr>
-      <w:ins w:id="10435" w:author="Claude" w:date="2026-09-02T12:00:00Z">
+          <w:ins w:id="10436" w:author="Claude" w:date="2026-09-02T12:00:00Z"/>
+          <w:rFonts w:ascii="Times New Roman" w:hAnsi="Times New Roman" w:cs="Times New Roman"/>
+          <w:lang w:val="en-GB"/>
+        </w:rPr>
+      </w:pPr>
+      <w:ins w:id="10437" w:author="Claude" w:date="2026-09-02T12:00:00Z">
         <w:r>
           <w:rPr>
             <w:rFonts w:ascii="Times New Roman" w:hAnsi="Times New Roman" w:cs="Times New Roman"/>
@@ -13028,14 +13099,14 @@
     <w:p>
       <w:pPr>
         <w:rPr>
-          <w:ins w:id="10436" w:author="Claude" w:date="2026-09-02T12:00:00Z"/>
+          <w:ins w:id="10438" w:author="Claude" w:date="2026-09-02T12:00:00Z"/>
           <w:rFonts w:ascii="Times New Roman" w:hAnsi="Times New Roman" w:cs="Times New Roman"/>
           <w:b/>
           <w:bCs/>
           <w:lang w:val="en-GB"/>
         </w:rPr>
       </w:pPr>
-      <w:ins w:id="10437" w:author="Claude" w:date="2026-09-02T12:00:00Z">
+      <w:ins w:id="10439" w:author="Claude" w:date="2026-09-02T12:00:00Z">
         <w:r>
           <w:rPr>
             <w:rFonts w:ascii="Times New Roman" w:hAnsi="Times New Roman" w:cs="Times New Roman"/>
@@ -13050,12 +13121,12 @@
     <w:p>
       <w:pPr>
         <w:rPr>
-          <w:ins w:id="10438" w:author="Claude" w:date="2026-09-02T12:00:00Z"/>
-          <w:rFonts w:ascii="Times New Roman" w:hAnsi="Times New Roman" w:cs="Times New Roman"/>
-          <w:lang w:val="en-GB"/>
-        </w:rPr>
-      </w:pPr>
-      <w:ins w:id="10439" w:author="Claude" w:date="2026-09-02T12:00:00Z">
+          <w:ins w:id="10440" w:author="Claude" w:date="2026-09-02T12:00:00Z"/>
+          <w:rFonts w:ascii="Times New Roman" w:hAnsi="Times New Roman" w:cs="Times New Roman"/>
+          <w:lang w:val="en-GB"/>
+        </w:rPr>
+      </w:pPr>
+      <w:ins w:id="10441" w:author="Claude" w:date="2026-09-02T12:00:00Z">
         <w:r>
           <w:rPr>
             <w:rFonts w:ascii="Times New Roman" w:hAnsi="Times New Roman" w:cs="Times New Roman"/>
@@ -13068,14 +13139,14 @@
     <w:p>
       <w:pPr>
         <w:rPr>
-          <w:ins w:id="10440" w:author="Claude" w:date="2026-09-02T12:00:00Z"/>
+          <w:ins w:id="10442" w:author="Claude" w:date="2026-09-02T12:00:00Z"/>
           <w:rFonts w:ascii="Times New Roman" w:hAnsi="Times New Roman" w:cs="Times New Roman"/>
           <w:b/>
           <w:bCs/>
           <w:lang w:val="en-GB"/>
         </w:rPr>
       </w:pPr>
-      <w:ins w:id="10441" w:author="Claude" w:date="2026-09-02T12:00:00Z">
+      <w:ins w:id="10443" w:author="Claude" w:date="2026-09-02T12:00:00Z">
         <w:r>
           <w:rPr>
             <w:rFonts w:ascii="Times New Roman" w:hAnsi="Times New Roman" w:cs="Times New Roman"/>
@@ -13090,12 +13161,12 @@
     <w:p>
       <w:pPr>
         <w:rPr>
-          <w:ins w:id="10442" w:author="Claude" w:date="2026-09-02T12:00:00Z"/>
-          <w:rFonts w:ascii="Times New Roman" w:hAnsi="Times New Roman" w:cs="Times New Roman"/>
-          <w:lang w:val="en-GB"/>
-        </w:rPr>
-      </w:pPr>
-      <w:ins w:id="10443" w:author="Claude" w:date="2026-09-02T12:00:00Z">
+          <w:ins w:id="10444" w:author="Claude" w:date="2026-09-02T12:00:00Z"/>
+          <w:rFonts w:ascii="Times New Roman" w:hAnsi="Times New Roman" w:cs="Times New Roman"/>
+          <w:lang w:val="en-GB"/>
+        </w:rPr>
+      </w:pPr>
+      <w:ins w:id="10445" w:author="Claude" w:date="2026-09-02T12:00:00Z">
         <w:r>
           <w:rPr>
             <w:rFonts w:ascii="Times New Roman" w:hAnsi="Times New Roman" w:cs="Times New Roman"/>
@@ -13104,7 +13175,7 @@
           <w:t xml:space="preserve">Chapter 4 addresses the </w:t>
         </w:r>
       </w:ins>
-      <w:ins w:id="10444" w:author="Claude" w:date="2026-09-02T12:00:00Z">
+      <w:ins w:id="10446" w:author="Claude" w:date="2026-09-02T12:00:00Z">
         <w:r>
           <w:rPr>
             <w:rFonts w:ascii="Times New Roman" w:hAnsi="Times New Roman" w:cs="Times New Roman"/>
@@ -13115,7 +13186,7 @@
           <w:t xml:space="preserve">r</w:t>
         </w:r>
       </w:ins>
-      <w:ins w:id="10445" w:author="Claude" w:date="2026-09-02T12:00:00Z">
+      <w:ins w:id="10447" w:author="Claude" w:date="2026-09-02T12:00:00Z">
         <w:r>
           <w:rPr>
             <w:rFonts w:ascii="Times New Roman" w:hAnsi="Times New Roman" w:cs="Times New Roman"/>
@@ -13124,7 +13195,7 @@
           <w:t xml:space="preserve">Ω</w:t>
         </w:r>
       </w:ins>
-      <w:ins w:id="10446" w:author="Claude" w:date="2026-09-02T12:00:00Z">
+      <w:ins w:id="10448" w:author="Claude" w:date="2026-09-02T12:00:00Z">
         <w:r>
           <w:rPr>
             <w:rFonts w:ascii="Times New Roman" w:hAnsi="Times New Roman" w:cs="Times New Roman"/>
@@ -13134,7 +13205,7 @@
           <w:t xml:space="preserve">2</w:t>
         </w:r>
       </w:ins>
-      <w:ins w:id="10447" w:author="Claude" w:date="2026-09-02T12:00:00Z">
+      <w:ins w:id="10449" w:author="Claude" w:date="2026-09-02T12:00:00Z">
         <w:r>
           <w:rPr>
             <w:rFonts w:ascii="Times New Roman" w:hAnsi="Times New Roman" w:cs="Times New Roman"/>
@@ -13147,14 +13218,14 @@
     <w:p>
       <w:pPr>
         <w:rPr>
-          <w:ins w:id="10448" w:author="Claude" w:date="2026-09-02T12:00:00Z"/>
+          <w:ins w:id="10450" w:author="Claude" w:date="2026-09-02T12:00:00Z"/>
           <w:rFonts w:ascii="Times New Roman" w:hAnsi="Times New Roman" w:cs="Times New Roman"/>
           <w:b/>
           <w:bCs/>
           <w:lang w:val="en-GB"/>
         </w:rPr>
       </w:pPr>
-      <w:ins w:id="10449" w:author="Claude" w:date="2026-09-02T12:00:00Z">
+      <w:ins w:id="10451" w:author="Claude" w:date="2026-09-02T12:00:00Z">
         <w:r>
           <w:rPr>
             <w:rFonts w:ascii="Times New Roman" w:hAnsi="Times New Roman" w:cs="Times New Roman"/>
@@ -13169,12 +13240,12 @@
     <w:p>
       <w:pPr>
         <w:rPr>
-          <w:ins w:id="10450" w:author="Claude" w:date="2026-09-02T12:00:00Z"/>
-          <w:rFonts w:ascii="Times New Roman" w:hAnsi="Times New Roman" w:cs="Times New Roman"/>
-          <w:lang w:val="en-GB"/>
-        </w:rPr>
-      </w:pPr>
-      <w:ins w:id="10451" w:author="Claude" w:date="2026-09-02T12:00:00Z">
+          <w:ins w:id="10452" w:author="Claude" w:date="2026-09-02T12:00:00Z"/>
+          <w:rFonts w:ascii="Times New Roman" w:hAnsi="Times New Roman" w:cs="Times New Roman"/>
+          <w:lang w:val="en-GB"/>
+        </w:rPr>
+      </w:pPr>
+      <w:ins w:id="10453" w:author="Claude" w:date="2026-09-02T12:00:00Z">
         <w:r>
           <w:rPr>
             <w:rFonts w:ascii="Times New Roman" w:hAnsi="Times New Roman" w:cs="Times New Roman"/>
@@ -13187,14 +13258,14 @@
     <w:p>
       <w:pPr>
         <w:rPr>
-          <w:ins w:id="10452" w:author="Claude" w:date="2026-09-02T12:00:00Z"/>
+          <w:ins w:id="10454" w:author="Claude" w:date="2026-09-02T12:00:00Z"/>
           <w:rFonts w:ascii="Times New Roman" w:hAnsi="Times New Roman" w:cs="Times New Roman"/>
           <w:b/>
           <w:bCs/>
           <w:lang w:val="en-GB"/>
         </w:rPr>
       </w:pPr>
-      <w:ins w:id="10453" w:author="Claude" w:date="2026-09-02T12:00:00Z">
+      <w:ins w:id="10455" w:author="Claude" w:date="2026-09-02T12:00:00Z">
         <w:r>
           <w:rPr>
             <w:rFonts w:ascii="Times New Roman" w:hAnsi="Times New Roman" w:cs="Times New Roman"/>
@@ -13209,12 +13280,12 @@
     <w:p>
       <w:pPr>
         <w:rPr>
-          <w:ins w:id="10454" w:author="Claude" w:date="2026-09-02T12:00:00Z"/>
-          <w:rFonts w:ascii="Times New Roman" w:hAnsi="Times New Roman" w:cs="Times New Roman"/>
-          <w:lang w:val="en-GB"/>
-        </w:rPr>
-      </w:pPr>
-      <w:ins w:id="10455" w:author="Claude" w:date="2026-09-02T12:00:00Z">
+          <w:ins w:id="10456" w:author="Claude" w:date="2026-09-02T12:00:00Z"/>
+          <w:rFonts w:ascii="Times New Roman" w:hAnsi="Times New Roman" w:cs="Times New Roman"/>
+          <w:lang w:val="en-GB"/>
+        </w:rPr>
+      </w:pPr>
+      <w:ins w:id="10457" w:author="Claude" w:date="2026-09-02T12:00:00Z">
         <w:r>
           <w:rPr>
             <w:rFonts w:ascii="Times New Roman" w:hAnsi="Times New Roman" w:cs="Times New Roman"/>

--- a/chapter1/Chapter_1_HS_machines_TRACKED.docx
+++ b/chapter1/Chapter_1_HS_machines_TRACKED.docx
@@ -3648,7 +3648,7 @@
           </w:rPr>
           <w:drawing xmlns:a="http://schemas.openxmlformats.org/drawingml/2006/main" xmlns:pic="http://schemas.openxmlformats.org/drawingml/2006/picture">
             <wp:inline distT="0" distB="0" distL="0" distR="0">
-              <wp:extent cx="5731510" cy="5365350"/>
+              <wp:extent cx="5731510" cy="5694722"/>
               <wp:effectExtent l="0" t="0" r="0" b="0"/>
               <wp:docPr id="900000006" name="Picture 900000006"/>
               <wp:cNvGraphicFramePr>
@@ -3670,7 +3670,7 @@
                     <pic:spPr>
                       <a:xfrm>
                         <a:off x="0" y="0"/>
-                        <a:ext cx="5731510" cy="5365350"/>
+                        <a:ext cx="5731510" cy="5694722"/>
                       </a:xfrm>
                       <a:prstGeom prst="rect">
                         <a:avLst/>
